--- a/static/downloads/de/docx/INDEX.docx
+++ b/static/downloads/de/docx/INDEX.docx
@@ -109,7 +109,7 @@
           <w:rPr>
             <w:rStyle w:val="Hyperlink"/>
           </w:rPr>
-          <w:t xml:space="preserve">Identity Constraints Register</w:t>
+          <w:t xml:space="preserve">Register der Identitätsbeschränkungen</w:t>
         </w:r>
       </w:hyperlink>
     </w:p>
@@ -126,7 +126,7 @@
           <w:rPr>
             <w:rStyle w:val="Hyperlink"/>
           </w:rPr>
-          <w:t xml:space="preserve">Invariants Register</w:t>
+          <w:t xml:space="preserve">Invariantenregister</w:t>
         </w:r>
       </w:hyperlink>
     </w:p>
@@ -143,7 +143,7 @@
           <w:rPr>
             <w:rStyle w:val="Hyperlink"/>
           </w:rPr>
-          <w:t xml:space="preserve">Purpose Charter</w:t>
+          <w:t xml:space="preserve">Zweckcharta</w:t>
         </w:r>
       </w:hyperlink>
     </w:p>
@@ -160,7 +160,7 @@
           <w:rPr>
             <w:rStyle w:val="Hyperlink"/>
           </w:rPr>
-          <w:t xml:space="preserve">Scope Declaration</w:t>
+          <w:t xml:space="preserve">Geltungsbereichserklärung</w:t>
         </w:r>
       </w:hyperlink>
     </w:p>
@@ -187,7 +187,7 @@
           <w:rPr>
             <w:rStyle w:val="Hyperlink"/>
           </w:rPr>
-          <w:t xml:space="preserve">Exit &amp; Separation Protocol</w:t>
+          <w:t xml:space="preserve">Austritts- &amp; Trennungsprotokoll</w:t>
         </w:r>
       </w:hyperlink>
     </w:p>
@@ -204,7 +204,7 @@
           <w:rPr>
             <w:rStyle w:val="Hyperlink"/>
           </w:rPr>
-          <w:t xml:space="preserve">Membership Agreement</w:t>
+          <w:t xml:space="preserve">Mitgliedschaftsvereinbarung</w:t>
         </w:r>
       </w:hyperlink>
     </w:p>
@@ -221,7 +221,7 @@
           <w:rPr>
             <w:rStyle w:val="Hyperlink"/>
           </w:rPr>
-          <w:t xml:space="preserve">Membership State Registry</w:t>
+          <w:t xml:space="preserve">Mitgliedschaftsstatus-Register</w:t>
         </w:r>
       </w:hyperlink>
     </w:p>
@@ -238,7 +238,7 @@
           <w:rPr>
             <w:rStyle w:val="Hyperlink"/>
           </w:rPr>
-          <w:t xml:space="preserve">Onboarding Protocol</w:t>
+          <w:t xml:space="preserve">Onboarding-Protokoll</w:t>
         </w:r>
       </w:hyperlink>
     </w:p>
@@ -265,7 +265,7 @@
           <w:rPr>
             <w:rStyle w:val="Hyperlink"/>
           </w:rPr>
-          <w:t xml:space="preserve">Authority Registry</w:t>
+          <w:t xml:space="preserve">Autoritätenregister</w:t>
         </w:r>
       </w:hyperlink>
     </w:p>
@@ -282,7 +282,7 @@
           <w:rPr>
             <w:rStyle w:val="Hyperlink"/>
           </w:rPr>
-          <w:t xml:space="preserve">Decision Matrix</w:t>
+          <w:t xml:space="preserve">Entscheidungsmatrix</w:t>
         </w:r>
       </w:hyperlink>
     </w:p>
@@ -299,7 +299,7 @@
           <w:rPr>
             <w:rStyle w:val="Hyperlink"/>
           </w:rPr>
-          <w:t xml:space="preserve">Governance Protocol</w:t>
+          <w:t xml:space="preserve">Governance-Protokoll</w:t>
         </w:r>
       </w:hyperlink>
     </w:p>
@@ -326,7 +326,7 @@
           <w:rPr>
             <w:rStyle w:val="Hyperlink"/>
           </w:rPr>
-          <w:t xml:space="preserve">Internal Economy Protocol</w:t>
+          <w:t xml:space="preserve">Protokoll für die interne Wirtschaft</w:t>
         </w:r>
       </w:hyperlink>
     </w:p>
@@ -343,7 +343,7 @@
           <w:rPr>
             <w:rStyle w:val="Hyperlink"/>
           </w:rPr>
-          <w:t xml:space="preserve">Treasury Ruleset</w:t>
+          <w:t xml:space="preserve">Kassensatzung</w:t>
         </w:r>
       </w:hyperlink>
     </w:p>
@@ -370,7 +370,7 @@
           <w:rPr>
             <w:rStyle w:val="Hyperlink"/>
           </w:rPr>
-          <w:t xml:space="preserve">Accountability Protocol</w:t>
+          <w:t xml:space="preserve">Rechenschaftsprotokoll</w:t>
         </w:r>
       </w:hyperlink>
     </w:p>
@@ -387,7 +387,7 @@
           <w:rPr>
             <w:rStyle w:val="Hyperlink"/>
           </w:rPr>
-          <w:t xml:space="preserve">Conflict Resolution Ladder</w:t>
+          <w:t xml:space="preserve">Konfliktlösungsleiter</w:t>
         </w:r>
       </w:hyperlink>
     </w:p>
@@ -414,7 +414,7 @@
           <w:rPr>
             <w:rStyle w:val="Hyperlink"/>
           </w:rPr>
-          <w:t xml:space="preserve">Meeting Templates</w:t>
+          <w:t xml:space="preserve">Sitzungsvorlagen</w:t>
         </w:r>
       </w:hyperlink>
     </w:p>
@@ -431,7 +431,7 @@
           <w:rPr>
             <w:rStyle w:val="Hyperlink"/>
           </w:rPr>
-          <w:t xml:space="preserve">Operations Manual</w:t>
+          <w:t xml:space="preserve">Betriebshandbuch</w:t>
         </w:r>
       </w:hyperlink>
     </w:p>
@@ -448,7 +448,7 @@
           <w:rPr>
             <w:rStyle w:val="Hyperlink"/>
           </w:rPr>
-          <w:t xml:space="preserve">Role Registry</w:t>
+          <w:t xml:space="preserve">Rollenverzeichnis</w:t>
         </w:r>
       </w:hyperlink>
     </w:p>
@@ -475,7 +475,7 @@
           <w:rPr>
             <w:rStyle w:val="Hyperlink"/>
           </w:rPr>
-          <w:t xml:space="preserve">Change Protocol</w:t>
+          <w:t xml:space="preserve">Änderungsprotokoll</w:t>
         </w:r>
       </w:hyperlink>
     </w:p>
@@ -492,7 +492,7 @@
           <w:rPr>
             <w:rStyle w:val="Hyperlink"/>
           </w:rPr>
-          <w:t xml:space="preserve">Experiment Template</w:t>
+          <w:t xml:space="preserve">Experiment-Vorlage</w:t>
         </w:r>
       </w:hyperlink>
     </w:p>
@@ -509,7 +509,7 @@
           <w:rPr>
             <w:rStyle w:val="Hyperlink"/>
           </w:rPr>
-          <w:t xml:space="preserve">Learning Log</w:t>
+          <w:t xml:space="preserve">Lernprotokoll</w:t>
         </w:r>
       </w:hyperlink>
     </w:p>
@@ -526,7 +526,7 @@
           <w:rPr>
             <w:rStyle w:val="Hyperlink"/>
           </w:rPr>
-          <w:t xml:space="preserve">Version History</w:t>
+          <w:t xml:space="preserve">Versionshistorie</w:t>
         </w:r>
       </w:hyperlink>
     </w:p>

--- a/static/downloads/de/docx/INDEX.docx
+++ b/static/downloads/de/docx/INDEX.docx
@@ -30,7 +30,7 @@
         <w:t xml:space="preserve"> </w:t>
       </w:r>
       <w:r>
-        <w:t xml:space="preserve">2026-04-28</w:t>
+        <w:t xml:space="preserve">2026-04-29</w:t>
       </w:r>
     </w:p>
     <w:p>

--- a/static/downloads/de/docx/INDEX.docx
+++ b/static/downloads/de/docx/INDEX.docx
@@ -30,7 +30,7 @@
         <w:t xml:space="preserve"> </w:t>
       </w:r>
       <w:r>
-        <w:t xml:space="preserve">2026-06-26</w:t>
+        <w:t xml:space="preserve">2026-07-07</w:t>
       </w:r>
     </w:p>
     <w:p>

--- a/static/downloads/de/docx/INDEX.docx
+++ b/static/downloads/de/docx/INDEX.docx
@@ -30,7 +30,7 @@
         <w:t xml:space="preserve"> </w:t>
       </w:r>
       <w:r>
-        <w:t xml:space="preserve">2026-07-07</w:t>
+        <w:t xml:space="preserve">2026-08-31</w:t>
       </w:r>
     </w:p>
     <w:p>
